--- a/Results/Synthetic_Data/mia_results_table.docx
+++ b/Results/Synthetic_Data/mia_results_table.docx
@@ -300,7 +300,7 @@
           </w:tcPr>
           <w:p>
             <w:r>
-              <w:t>0.7995</w:t>
+              <w:t>0.7993</w:t>
             </w:r>
           </w:p>
         </w:tc>
@@ -352,7 +352,7 @@
           </w:tcPr>
           <w:p>
             <w:r>
-              <w:t>0.8023</w:t>
+              <w:t>0.8024</w:t>
             </w:r>
           </w:p>
         </w:tc>
@@ -404,7 +404,7 @@
           </w:tcPr>
           <w:p>
             <w:r>
-              <w:t>0.8010</w:t>
+              <w:t>0.8011</w:t>
             </w:r>
           </w:p>
         </w:tc>
